--- a/T&C/General T&C/Vers 9 - Multilanguage - Q4 2026/9_Termini_e_Condizioni_Generali_Fleequid_F0009_2026_RU.docx
+++ b/T&C/General T&C/Vers 9 - Multilanguage - Q4 2026/9_Termini_e_Condizioni_Generali_Fleequid_F0009_2026_RU.docx
@@ -981,7 +981,7 @@
                 <w:noProof/>
                 <w:webHidden/>
               </w:rPr>
-              <w:t>41</w:t>
+              <w:t>42</w:t>
             </w:r>
             <w:r>
               <w:rPr>
@@ -1314,7 +1314,7 @@
                 <w:smallCaps/>
                 <w:noProof/>
               </w:rPr>
-              <w:t>Отложенная продажа: авансовый платеж и Транспортное средство, временно находящееся в пользовании Продавца.</w:t>
+              <w:t>Отложенная продажа: Авансовый платеж и Транспортное средство, временно находящееся в пользовании Продавца.</w:t>
             </w:r>
             <w:r>
               <w:rPr>
@@ -3497,7 +3497,7 @@
           <w:sz w:val="20"/>
           <w:szCs w:val="20"/>
         </w:rPr>
-        <w:t>, владельца торговой марки Fleequid®. Этот термин также может относиться к другим юридическим лицам, связанным с компанией Adorea S.r.l. или назначенным ею для реализации Транспортных средств, в соответствии с положениями ст. 2.9. Fleequid управляет Торговой площадкой и предоставляет Услуги; качество, в котором она выступает в отдельной сделке, зависит от применимой Модели продажи, а при Комиссионной продаже - от выбранного способа исполнения, в соответствии с положениями ст. 2.3-2.8, 3, 17 и 18. Положение Fleequid в отношении Транспортных средств, которые могут быть квалифицированы как ТСВЭ или иным образом как отходы, регулируется ст. 16.13 и 18.8.</w:t>
+        <w:t>, владельца торговой марки Fleequid®. Этот термин также может относиться к другим юридическим лицам, связанным с компанией Adorea S.r.l. или назначенным ею для купли-продажи Транспортных средств, в соответствии с положениями ст. 2.9. Fleequid управляет Торговой площадкой и предоставляет Услуги; качество, в котором она выступает в отдельной сделке, зависит от применимой Модели продажи, а при Комиссионной продаже - от выбранного способа исполнения, в соответствии с положениями ст. 2.3-2.8, 3, 17 и 18. Положение Fleequid в отношении Транспортных средств, которые могут быть квалифицированы как ТСВЭ или иным образом как отходы, регулируется ст. 16.13 и 18.8.</w:t>
       </w:r>
     </w:p>
     <w:p>
@@ -5291,7 +5291,7 @@
           <w:sz w:val="20"/>
           <w:szCs w:val="20"/>
         </w:rPr>
-        <w:t>Любая ссылка в настоящих ОУ на «</w:t>
+        <w:t>Если отдельное положение прямо не предусматривает срок в календарных днях, любая ссылка в настоящих ОУ на «</w:t>
       </w:r>
       <w:r>
         <w:rPr>
@@ -5621,7 +5621,7 @@
           <w:sz w:val="20"/>
           <w:szCs w:val="20"/>
         </w:rPr>
-        <w:t>В рамках Комиссионной продажи Fleequid может по своему исключительному усмотрению принять решение не осуществлять Перепродажу и исполнить порученную куплю-продажу в качестве Чистого посредника, допуская, чтобы передача Транспортного средства и выставление соответствующего счета-фактуры осуществлялись непосредственно от Продавца к Покупателю. В таком случае договор купли-продажи Транспортного средства заключается непосредственно между Продавцом и Покупателем; Fleequid не заключает его ни от своего имени, ни в качестве стороны, не приобретает Транспортное средство, даже временно, не приобретает статус продавца, даже формального, а цена Транспортного средства уплачивается Покупателем непосредственно Продавцу; Fleequid сохраняет право на Комиссионные, причитающиеся с обеих Сторон, и на Тарифы в соответствии с положениями настоящих Общих условий. Деятельность в качестве Чистого посредника является внутренним способом исполнения Комиссионной продажи в соответствии со ст. 2.3, а не самостоятельной Моделью продажи. Право выбора, предусмотренное настоящим абзацем, осуществляется в соответствии с положениями ст. 3.2, 3.5 и 17.1; возможность ознакомления с ним обеспечивается заранее, и оно заранее принимается в соответствии со ст. 3.2, лит. a).</w:t>
+        <w:t>В рамках Комиссионной продажи Fleequid может по своему исключительному усмотрению принять решение не осуществлять Перепродажу и исполнить порученную куплю-продажу в качестве Чистого посредника, допуская, чтобы передача Транспортного средства и выставление соответствующего счета-фактуры осуществлялись непосредственно от Продавца к Покупателю. В таком случае договор купли-продажи Транспортного средства заключается непосредственно между Продавцом и Покупателем; Fleequid не заключает его ни от своего имени, ни в качестве стороны, не приобретает Транспортное средство, даже временно, не приобретает статус продавца, даже формального, а цена Транспортного средства уплачивается Покупателем непосредственно Продавцу; Fleequid сохраняет право на Комиссионные, причитающиеся с обеих Сторон, и на Тарифы в соответствии с положениями настоящих Общих условий. Деятельность в качестве Чистого посредника является внутренним способом исполнения Комиссионной продажи в соответствии со ст. 2.3, а не самостоятельной Моделью продажи. Право выбора, предусмотренное настоящим абзацем, осуществляется в соответствии с положениями ст. 3.2, 3.5 и 17.1; возможность ознакомления с ним обеспечивается заранее в соответствии со ст. 3.2, лит. a), и оно заранее принимается посредством присоединения к настоящим ОУ.</w:t>
       </w:r>
     </w:p>
     <w:p>
@@ -6188,7 +6188,7 @@
           <w:sz w:val="20"/>
           <w:szCs w:val="20"/>
         </w:rPr>
-        <w:t>Fleequid оставляет за собой право в одностороннем порядке по своему усмотрению изменять Общие условия и Прейскурант Fleequid в любое время, в том числе в целях введения новых продуктов или Услуг, адаптации порядка функционирования Торговой площадки либо для соблюдения законодательных или нормативных положений или актов компетентных органов. Изменения доводятся до сведения Пользователей в ясной и понятной форме не менее чем за 30 (тридцать) дней до их вступления в силу, за исключением случаев, когда Пользователь прямо принял их до истечения этого срока. Fleequid хранит архив предыдущих версий Общих условий и Прейскуранта Fleequid, доступ к которому можно получить, обратившись в службу поддержки. Изменения могут быть доведены до сведения одним или несколькими из следующих способов: a) электронное письмо на адрес электронной почты, связанный с профилем Пользователя, содержащее краткое изложение изменений и ссылку на обновленные тексты; b) уведомление, отображаемое при следующей аутентификации Пользователя на Торговой площадке; c) публикация сообщения на главной странице сайта Fleequid со ссылкой на обновленные тексты. Пользователь, не намеренный принимать изменения, может отказаться от договора без применения штрафных санкций в течение 30 (тридцати) дней после уведомления и в любом случае после публикации обновленных Общих условий на Торговой площадке, направив письменное уведомление на адрес электронной почты withdrawal@fleequid.com. Изменения применяются к Процедурам продажи и сделкам, начатым после их вступления в силу; к текущим Процедурам продажи и сделкам, а также к тем, по которым уже заключено Обязывающее соглашение, вплоть до их завершения продолжают применяться Общие условия и Прейскурант Fleequid, действовавшие на момент начала соответствующей Процедуры или соответствующей сделки, если иное не предусмотрено ст. 4.9. После получения уведомления об отказе от договора Fleequid удаляет профиль Пользователя в соответствии с положениями ст. 5.11. Пользователи обязаны проверить действующую версию Общих условий и Прейскуранта Fleequid перед подачей Предложения, обратившись к соответствующей секции Торговой площадки. По истечении срока предварительного уведомления продолжение использования Торговой площадки или Услуг Fleequid влечет принятие вступивших в силу изменений. В случае возникновения спора относительно версии или применимости Общих условий к Договору, Пользователи должны доказать, что у них не было возможности, несмотря на все разумные усилия, ознакомиться с применимыми Общими условиями, несмотря на ознакомление с соответствующей секцией Торговой площадки и своевременный запрос в письменной форме в Fleequid, прежде чем выдвигать любые возражения, требования или претензии в этом отношении.</w:t>
+        <w:t>Fleequid оставляет за собой право в одностороннем порядке по своему усмотрению изменять Общие условия и Прейскурант Fleequid в любое время, в том числе в целях введения новых продуктов или Услуг, адаптации порядка функционирования Торговой площадки либо для соблюдения законодательных или нормативных положений или актов компетентных органов. Изменения доводятся до сведения Пользователей в ясной и понятной форме не менее чем за 30 (тридцать) календарных дней до их вступления в силу, за исключением случаев, когда Пользователь прямо принял их до истечения этого срока. Fleequid хранит архив предыдущих версий Общих условий и Прейскуранта Fleequid, доступ к которому можно получить, обратившись в службу поддержки. Изменения могут быть доведены до сведения одним или несколькими из следующих способов: a) электронное письмо на адрес электронной почты, связанный с профилем Пользователя, содержащее краткое изложение изменений и ссылку на обновленные тексты; b) уведомление, отображаемое при следующей аутентификации Пользователя на Торговой площадке; c) публикация сообщения на главной странице сайта Fleequid со ссылкой на обновленные тексты. Пользователь, не намеренный принимать изменения, может отказаться от договора без применения штрафных санкций в течение 30 (тридцати) календарных дней после уведомления и в любом случае после публикации обновленных Общих условий на Торговой площадке, направив письменное уведомление на адрес электронной почты withdrawal@fleequid.com. Изменения применяются к Процедурам продажи и сделкам, начатым после их вступления в силу; к текущим Процедурам продажи и сделкам, а также к тем, по которым уже заключено Обязывающее соглашение, вплоть до их завершения продолжают применяться Общие условия и Прейскурант Fleequid, действовавшие на момент начала соответствующей Процедуры или соответствующей сделки, если иное не предусмотрено ст. 4.9. После получения уведомления об отказе от договора Fleequid удаляет профиль Пользователя в соответствии с положениями ст. 5.11. Пользователи обязаны проверить действующую версию Общих условий и Прейскуранта Fleequid перед подачей Предложения, обратившись к соответствующей секции Торговой площадки. По истечении срока предварительного уведомления продолжение использования Торговой площадки или Услуг Fleequid влечет принятие вступивших в силу изменений. В случае возникновения спора относительно версии или применимости Общих условий к Договору, Пользователи должны доказать, что у них не было возможности, несмотря на все разумные усилия, ознакомиться с применимыми Общими условиями, несмотря на ознакомление с соответствующей секцией Торговой площадки и своевременный запрос в письменной форме в Fleequid, прежде чем выдвигать любые возражения, требования или претензии в этом отношении.</w:t>
       </w:r>
     </w:p>
     <w:p>
@@ -6680,7 +6680,7 @@
           <w:sz w:val="20"/>
           <w:szCs w:val="20"/>
         </w:rPr>
-        <w:t>Fleequid незамедлительно уведомляет Пользователя в письменной форме о мерах, принятых в соответствии с указанной выше ст. 5.5, с указанием их причин. В зависимости от характера и тяжести выявленных обстоятельств Fleequid вправе немедленно принять меры, необходимые для прекращения или ограничения выявленной ситуации, либо предложить Пользователю устранить ее в течение 30 (тридцати) дней. По безрезультатном истечении этого срока Fleequid вправе приостановить или заблокировать, в том числе на неопределенный срок, профиль Пользователя либо ограничить его доступ к Торговой площадке и соответствующим Услугам. Указанный срок не применяется, если: a) Fleequid обязана исполнить требование закона, нормативного акта или акта компетентного органа, предписывающее немедленное прекращение или ограничение предоставления Транспортных средств или Услуг Пользователю; b) имеются основания для немедленного расторжения Договора в соответствии с законом или настоящими Общими условиями; c) Пользователь неоднократно нарушал правила использования Торговой площадки; d) данные или материалы, относящиеся к Пользователю, являются незаконными или неуместными либо его поведение может поставить под угрозу безопасность или надлежащее функционирование Торговой площадки, Fleequid или других Пользователей; e) поведение связано с мошенничеством, контрафактом, нарушениями в области персональных данных, рассылкой спама или иной незаконной или злоупотребительной деятельностью. В таких случаях Fleequid вправе принять меру без предварительного предупреждения, в любом случае сообщив Пользователю ее обоснование. Классификация Пользователя, предусмотренная ст. 6, не является мерой по смыслу настоящего абзаца и не подчиняется предусмотренной в нем процедуре. Равным образом ограничение или приостановление работы учетной записи, примененное в соответствии со ст. 12.10 к Покупателю, допустившему просрочку или неисполнение, является самостоятельной мерой, регулируемой указанным положением, не поглощается процедурой, предусмотренной настоящим абзацем, и не зависит от соответствующих оснований и сроков.</w:t>
+        <w:t>Fleequid незамедлительно уведомляет Пользователя в письменной форме о мерах, принятых в соответствии с указанной выше ст. 5.5, с указанием их причин. В зависимости от характера и тяжести выявленных обстоятельств Fleequid вправе немедленно принять меры, необходимые для прекращения или ограничения выявленной ситуации, либо предложить Пользователю устранить ее в течение 30 (тридцати) дней. По безрезультатном истечении этого срока Fleequid вправе приостановить или заблокировать, в том числе на неопределенный срок, профиль Пользователя либо ограничить его доступ к Торговой площадке и соответствующим Услугам. Указанный срок не применяется, если: a) Fleequid обязана исполнить требование закона, нормативного акта или акта компетентного органа, предписывающее немедленное прекращение или ограничение предоставления Транспортных средств или Услуг Пользователю; b) имеются основания для немедленного расторжения Договора в соответствии с законом или настоящими Общими условиями; c) Пользователь неоднократно нарушал правила использования Торговой площадки; d) данные или материалы, относящиеся к Пользователю, являются незаконными или неуместными либо его поведение может поставить под угрозу безопасность или надлежащее функционирование Торговой площадки, Fleequid или других Пользователей; e) поведение связано с мошенничеством, контрафактом, нарушениями в области персональных данных, рассылкой спама или иной незаконной или злоупотребительной деятельностью. В таких случаях Fleequid вправе принять меру без предварительного предупреждения, в любом случае сообщив Пользователю ее обоснование. Классификация Пользователя, предусмотренная ст. 6, не является мерой по смыслу настоящего абзаца и не подчиняется предусмотренной в нем процедуре. Равным образом ограничение или приостановление работы профиля, примененное в соответствии со ст. 12.10 к Покупателю, допустившему просрочку или неисполнение, является самостоятельной мерой, регулируемой указанным положением, не поглощается процедурой, предусмотренной настоящим абзацем, и не зависит от соответствующих оснований и сроков.</w:t>
       </w:r>
     </w:p>
     <w:p>
@@ -6780,7 +6780,7 @@
           <w:sz w:val="20"/>
           <w:szCs w:val="20"/>
         </w:rPr>
-        <w:t>. Данная система построена в соответствии со ст. 11 Регламента (ЕС) 2019/1150, который Fleequid применяет также добровольно в тех случаях, когда он не подлежит непосредственному применению. В соответствии со ст. 12 вышеуказанного Регламента любой спор, связанный с применением положений настоящей статьи, передается для попытки посредничества в Посредническую палату при Торговой палате Комо, с которой Fleequid заявляет о своем намерении сотрудничать в целях попытки посредничества, осуществляемой с помощью физического лица, назначенного в качестве посредника и действующего в соответствии с положениями регламента посредничества данной Торговой палаты, с которым Пользователь может ознакомиться в соответствующем разделе ее официального сайта. Положения о процедуре подачи претензий в отношении Транспортных средств, предусмотренные ст. 20, сохраняют силу.</w:t>
+        <w:t>. Данная система построена в соответствии со ст. 11 Регламента (ЕС) 2019/1150, который Fleequid применяет также добровольно в тех случаях, когда он не подлежит непосредственному применению. В соответствии со ст. 12 вышеуказанного Регламента споры, связанные с доступом к Торговой площадке, ее использованием и мерами по ограничению, приостановлению или прекращению доступа или работы Пользователя, принятыми Fleequid в соответствии с настоящей статьей, передаются для попытки посредничества в Посредническую палату при Торговой палате Комо, с которой Fleequid заявляет о своем намерении сотрудничать в целях попытки посредничества, осуществляемой с помощью физического лица, назначенного в качестве посредника и действующего в соответствии с положениями регламента посредничества данной Торговой палаты, с которым Пользователь может ознакомиться в соответствующем разделе ее официального сайта. Положения о процедуре подачи претензий в отношении Транспортных средств, предусмотренные ст. 20, сохраняют силу и являются самостоятельными; к этой процедуре попытка посредничества, предусмотренная настоящим абзацем, не применяется, если только спор не касается также, самостоятельно, одного из вопросов, указанных в предыдущем предложении.</w:t>
       </w:r>
     </w:p>
     <w:p>
@@ -6952,7 +6952,7 @@
           <w:sz w:val="20"/>
           <w:szCs w:val="20"/>
         </w:rPr>
-        <w:t>Размер Гарантийного депозита определяется Fleequid в зависимости от Процедуры продажи, характеристик и экономической стоимости Транспортного средства, риска, связанного с конкретной сделкой, и, если применимо, Классификации Пользователя. Настоящие Общие условия не устанавливают жесткого и единого стандартного размера. Без ущерба для обычно применяемых условий и льготных условий или освобождений, которые могут быть предоставлены Fleequid, Классификация Пользователя может повлечь применение дифференцированных депозитных режимов, построенных в зависимости от вида Транспортного средства и Процедуры продажи и по общему правилу имеющих следующую структуру: (i) депозитный режим первого уровня: 2 000,00 € для Транспортных средств, предназначенных на слом; 1 000,00 € для 1 Euro Auctions; 1 000,00 € для Транспортных средств с Резервной ценой до 50 000,00 €; 2 000,00 € для Транспортных средств с Резервной ценой свыше 50 000,00 €; (ii) депозитный режим второго уровня: 2 000,00 € для любой Процедуры продажи. Применение одного из указанных режимов либо иного размера, определенного в соответствии с первым предложением, не требует присвоения Пользователю какой-либо особой квалификации или наименования или сообщения о них Пользователю, без ущерба для положений ст. 6.1 о возможности предварительного ознакомления с обязанностью внесения и с соответствующим размером, который в любом случае имеет преимущественную силу перед обычно применяемыми значениями.</w:t>
+        <w:t>Размер Гарантийного депозита определяется Fleequid в зависимости от Процедуры продажи, характеристик и экономической стоимости Транспортного средства, риска, связанного с конкретной сделкой, и, если применимо, Классификации Пользователя. Настоящие Общие условия не устанавливают жесткого и единого стандартного размера. Без ущерба для обычно применяемых условий и льготных условий или освобождений, которые могут быть предоставлены Fleequid, Классификация Пользователя может повлечь применение дифференцированных депозитных режимов, построенных в зависимости от вида Транспортного средства и Процедуры продажи и по общему правилу имеющих следующую структуру: (i) депозитный режим первого уровня: 2 000,00 € для Транспортных средств, предназначенных на слом; 1 000,00 € для 1 Euro Auctions; 1 000,00 € для Транспортных средств с Резервной ценой до 50 000,00 €; 2 000,00 € для Транспортных средств с Резервной ценой свыше 50 000,00 €; (ii) депозитный режим второго уровня: 2 000,00 € для любой Процедуры продажи. Применение одного из указанных режимов либо иного размера, определенного в соответствии с первым предложением, не требует присвоения Пользователю какой-либо особой квалификации или наименования или сообщения о них Пользователю, без ущерба для положений ст. 6.1 о возможности предварительного ознакомления с обязанностью внесения и с соответствующим размером; обязанность и размер, с которыми Предлагающему цену фактически обеспечена возможность ознакомления в соответствии со ст. 6.1, в любом случае имеют преимущественную силу перед обычно применяемыми значениями.</w:t>
       </w:r>
     </w:p>
     <w:p>
@@ -7129,7 +7129,7 @@
           <w:sz w:val="20"/>
           <w:szCs w:val="20"/>
         </w:rPr>
-        <w:t xml:space="preserve">При регистрации на Торговой площадке Fleequid зарегистрированный Пользователь заявляет, что ознакомился с Политикой конфиденциальности в соответствии с действующим законодательством и требованиями ст. 13 GDPR -Регламента (ЕС) 2016/679, доступной по следующему адресу: </w:t>
+        <w:t xml:space="preserve">При регистрации на Торговой площадке Fleequid зарегистрированный Пользователь заявляет, что ознакомился с Политикой конфиденциальности, доступной по следующему адресу: </w:t>
       </w:r>
       <w:hyperlink r:id="rId16" w:history="1">
         <w:r>
@@ -7142,7 +7142,7 @@
           <w:sz w:val="20"/>
           <w:szCs w:val="20"/>
         </w:rPr>
-        <w:t>. Персональные данные обрабатываются с соблюдением всех мер предосторожности, которые гарантируют их безопасность и конфиденциальность, в соответствии с положениями GDPR для целей и задач, указанных в настоящей Политике конфиденциальности, которая также указывает и разъясняет права и процедуры, которые могут быть активированы субъектом данных в отношении его/ее персональных данных.</w:t>
+        <w:t>, в соответствии с действующим законодательством и требованиями ст. 13 GDPR - Регламента (ЕС) 2016/679. Персональные данные обрабатываются с соблюдением всех мер предосторожности, которые гарантируют их безопасность и конфиденциальность, в соответствии с положениями GDPR для целей и задач, указанных в настоящей Политике конфиденциальности, которая также указывает и разъясняет права и процедуры, которые могут быть активированы субъектом данных в отношении его/ее персональных данных.</w:t>
       </w:r>
     </w:p>
     <w:p>
@@ -7516,7 +7516,7 @@
           <w:sz w:val="20"/>
           <w:szCs w:val="20"/>
         </w:rPr>
-        <w:t>После прекращения обязательства по реализации, принятого в соответствии со ст. 8.8, если Транспортное средство не было продано, Продавец может самостоятельно осуществить его продажу через любой иной канал, без ограничений по минимальной цене и любому лицу, при сохранении обязанностей по передаче Транспортного средства, которые уже возникли или остаются неисполненными в связи с конкретной сделкой, в частности в рамках Dealer Sales. Сохраняет силу обязанность Продавца не использовать информацию, контакты или коммерческие возможности, полученные через Торговую площадку или через Fleequid, с целью заключения, прямо или косвенно, сделок, направленных на обход участия Fleequid. Эта обязанность действует в течение 24 (двадцати четырех) месяцев с первой публикации Объявления о Транспортном средстве на Торговой площадке либо, если публикация Объявления не предусмотрена, с первого действия по реализации Транспортного средства, совершенного Fleequid. В случае нарушения Fleequid вправе применить к Продавцу штраф, определяемый по критерию, предусмотренному ст. 8.9. Если Продавец, будучи обязанным передать Транспортное средство согласно применимой Модели продажи и настоящим Общим условиям, без уважительной причины отказывается передать право собственности на него: a) Fleequid - в рамках Комиссионной продажи, осуществляемой путем Перепродажи, Продавец обязан уплатить штраф в размере 30 % от Цены продажи Покупателю; b) Fleequid - в рамках Dealer Sales, Продавец обязан уплатить штраф в размере 30 % от Цены покупки, причитающейся Продавцу с Fleequid; c) непосредственно Покупателю - в случаях, когда Fleequid действует в качестве Чистого посредника в соответствии со ст. 2.6, Продавец обязан уплатить Fleequid штраф в размере 30 % от Цены продажи Покупателю. Для целей настоящего абзаца отказ считается состоявшимся, когда он следует из заявления Продавца или из его поведения, однозначно несовместимого с исполнением, либо, при отсутствии таковых, когда Продавец не исполняет конкретную обязанность в течение 10 (десяти) дней с момента письменного требования, которым Fleequid предложила ему ее исполнить. Сохраняется право Fleequid на возмещение убытков в большем размере, а также, в случаях, когда Договор купли-продажи заключается непосредственно между Продавцом и Покупателем, все права и средства правовой защиты, принадлежащие последнему. При Dealer Sales убытки в большем размере, подлежащие возмещению Fleequid, включают также суммы, которые она обязана уплатить своему Покупателю вследствие неисполнения со стороны Продавца, а также соответствующие возмещения, штрафы, издержки и расходы. Сохраняют силу также иные средства правовой защиты, предусмотренные настоящими Общими условиями, включая предусмотренные ст. 16.9 и 17.8 и, когда Fleequid действует в качестве Чистого посредника, ст. 17.14, с учетом координации соответствующих штрафов согласно положениям ст. 15.8. В частности, если продажа Транспортного средства третьим лицам или иное равнозначное поведение, имевшее место в период действия Опционного статуса, одновременно образует нарушение эксклюзивного права, предусмотренного ст. 8.9, отказ передать право собственности, регулируемый настоящим абзацем, либо непредоставление в распоряжение или непоставку, предусмотренные ст. 16.9, соответствующие штрафы не суммируются, если они вытекают из одного и того же фактического обстоятельства и защищают один и тот же интерес: применяется исключительно один штраф, определяемый на основании критерия, предусмотренного ст. 15.8, в следующем порядке: (i) штраф, предусмотренный настоящим абзацем, если поведение образует отказ передать право собственности согласно указанным выше критериям; (ii) при отсутствии отказа - штрафы, предусмотренные ст. 16.9, если поведение влечет непредоставление в распоряжение или непоставку Транспортного средства, за которыми следует Аннулирование продажи; (iii) в остальных случаях - штраф, предусмотренный ст. 8.9 за нарушение эксклюзивного права; при этом сохраняют силу последствия, не имеющие характера штрафа, и последствия, вытекающие из фактически различных обстоятельств.</w:t>
+        <w:t>После прекращения обязательства по реализации, принятого в соответствии со ст. 8.8, если Транспортное средство не было продано, Продавец может самостоятельно осуществить его продажу через любой иной канал, без ограничений по минимальной цене и любому лицу, при сохранении обязанностей по передаче Транспортного средства, которые уже возникли или остаются неисполненными в связи с конкретной сделкой, в частности в рамках Dealer Sales. Сохраняет силу обязанность Продавца не использовать информацию, контакты или коммерческие возможности, полученные через Торговую площадку или через Fleequid, с целью заключения, прямо или косвенно, сделок, направленных на обход участия Fleequid. Эта обязанность действует в течение 24 (двадцати четырех) месяцев с первой публикации Объявления о Транспортном средстве на Торговой площадке либо, если публикация Объявления не предусмотрена, с первого действия по реализации Транспортного средства, совершенного Fleequid. В случае нарушения Fleequid вправе применить к Продавцу штраф, определяемый по критерию, предусмотренному ст. 8.9. Если Продавец, будучи обязанным передать Транспортное средство согласно применимой Модели продажи и настоящим Общим условиям, без уважительной причины отказывается передать право собственности на него: a) Fleequid - в рамках Комиссионной продажи, осуществляемой путем Перепродажи, Продавец обязан уплатить ей штраф в размере 30 % от Цены продажи Покупателю; b) Fleequid - в рамках Dealer Sales, Продавец обязан уплатить ей штраф в размере 30 % от Цены покупки, причитающейся Продавцу с Fleequid; c) непосредственно Покупателю - в случаях, когда Fleequid действует в качестве Чистого посредника в соответствии со ст. 2.6, Продавец обязан уплатить Fleequid штраф в размере 30 % от Цены продажи Покупателю. Для целей настоящего абзаца отказ считается состоявшимся, когда он следует из заявления Продавца или из его поведения, однозначно несовместимого с исполнением, либо, при отсутствии таковых, когда Продавец не исполняет конкретную обязанность в течение 10 (десяти) дней с момента письменного требования, которым Fleequid предложила ему ее исполнить. Сохраняется право Fleequid на возмещение убытков в большем размере, а также, в случаях, когда Договор купли-продажи заключается непосредственно между Продавцом и Покупателем, все права и средства правовой защиты, принадлежащие последнему. При Dealer Sales убытки в большем размере, подлежащие возмещению Fleequid, включают также суммы, которые она обязана уплатить своему Покупателю вследствие неисполнения со стороны Продавца, а также соответствующие возмещения, штрафы, издержки и расходы. Сохраняют силу также иные средства правовой защиты, предусмотренные настоящими Общими условиями, включая предусмотренные ст. 16.9 и 17.8 и, когда Fleequid действует в качестве Чистого посредника, ст. 17.14, с учетом координации соответствующих штрафов согласно положениям ст. 15.8. В частности, если продажа Транспортного средства третьим лицам или иное равнозначное поведение, имевшее место в период действия Опционного статуса, одновременно образует нарушение эксклюзивного права, предусмотренного ст. 8.9, отказ передать право собственности, регулируемый настоящим абзацем, либо непредоставление в распоряжение или непоставку, предусмотренные ст. 16.9, соответствующие штрафы не суммируются, если они вытекают из одного и того же фактического обстоятельства и защищают один и тот же интерес: применяется исключительно один штраф, определяемый на основании критерия, предусмотренного ст. 15.8, в следующем порядке: (i) штраф, предусмотренный настоящим абзацем, если поведение образует отказ передать право собственности согласно указанным выше критериям; (ii) при отсутствии отказа - штрафы, предусмотренные ст. 16.9, если поведение влечет непредоставление в распоряжение или непоставку Транспортного средства, за которыми следует Аннулирование продажи; (iii) в остальных случаях - штраф, предусмотренный ст. 8.9 за нарушение эксклюзивного права; при этом сохраняют силу последствия, не имеющие характера штрафа, и последствия, вытекающие из фактически различных обстоятельств.</w:t>
       </w:r>
     </w:p>
     <w:p>
@@ -8713,7 +8713,7 @@
           <w:sz w:val="20"/>
           <w:szCs w:val="20"/>
         </w:rPr>
-        <w:t>Если иное не предусмотрено последующими абзацами, Срок оплаты составляет 3 (три) рабочих дня с момента предоставления Покупателю Проформы в соответствии со ст. 11.4. Срок оплаты исчисляется исключительно с этого момента и при условии, что Проформа содержит сведения, необходимые для того, чтобы Покупатель мог произвести платеж. Если Fleequid действует в качестве Чистого посредника, тот же Срок применяется как к уплате цены, причитающейся Продавцу, так и к уплате Комиссионных, Тарифов и возможных иных сумм, причитающихся Fleequid.</w:t>
+        <w:t>Если иное не предусмотрено последующими абзацами, Срок оплаты составляет 3 (три) дня с момента предоставления Покупателю Проформы в соответствии со ст. 11.4. Срок оплаты исчисляется исключительно с этого момента и при условии, что Проформа содержит сведения, необходимые для того, чтобы Покупатель мог произвести платеж. Если Fleequid действует в качестве Чистого посредника, тот же Срок применяется как к уплате цены, причитающейся Продавцу, так и к уплате Комиссионных, Тарифов и возможных иных сумм, причитающихся Fleequid.</w:t>
       </w:r>
     </w:p>
     <w:p>
@@ -8984,7 +8984,7 @@
           <w:sz w:val="20"/>
           <w:szCs w:val="20"/>
         </w:rPr>
-        <w:t>Если Покупатель производит оплату несколькими платежами, не разрешенными предварительно компанией Fleequid, но завершает полное погашение Общей причитающейся суммы в течение Срока оплаты, он обязан уплатить Fleequid в качестве штрафа сумму в размере 150,00 € (сто пятьдесят евро/00) за каждое соответствующее Транспортное средство, без ущерба для права на возмещение убытков в большем размере. Нарушение, предусмотренное настоящим абзацем, является самостоятельным и отличным от просрочки оплаты; соответствующий штраф не учитывается при определении штрафной составляющей, имеющей значение для целей минимального порога, указанного в ст. 12.9, последнее предложение.</w:t>
+        <w:t>Если Покупатель производит оплату несколькими платежами, не разрешенными предварительно компанией Fleequid, но завершает полное погашение Общей причитающейся суммы в течение Срока оплаты, он обязан уплатить Fleequid в качестве штрафа сумму в размере 150,00 € (сто пятьдесят евро/00) за каждое соответствующее Транспортное средство, без ущерба для права на возмещение убытков в большем размере. Нарушение, предусмотренное настоящим абзацем, является самостоятельным и отличным от просрочки оплаты; соответствующий штраф не учитывается при определении штрафной составляющей, имеющей значение для целей минимального порога, указанного в ст. 12.9.</w:t>
       </w:r>
     </w:p>
     <w:p>
@@ -9084,7 +9084,7 @@
           <w:sz w:val="20"/>
           <w:szCs w:val="20"/>
         </w:rPr>
-        <w:t>В случае Аннулирования продажи вследствие просрочки или неуплаты в полном объеме по обстоятельствам, за которые отвечает Покупатель, компании Fleequid остаются окончательно причитающимися: a) Комиссионные, возлагаемые на Покупателя, если они предусмотрены для конкретной сделки, в соответствии с положениями ст. 12.4; b) ежедневный штраф, указанный в ст. 12.6, лит. a), начисленный до даты вступления в силу Аннулирования продажи, а также начисленные проценты за просрочку; c) при Комиссионной продаже, как когда Fleequid действует путем Перепродажи, так и когда она действует в качестве Чистого посредника, - дополнительный штраф в размере двукратной суммы Комиссионных, возлагаемых на Покупателя, определяемый на основе Комиссионных, применимых к конкретной сделке, так что общая сумма, причитающаяся в качестве Комиссионных и настоящего штрафа, равна трехкратной сумме Комиссионных; d) дополнительный штраф в размере 1 000,00 € (одна тысяча евро/00) за каждое Транспортное средство, охваченное впоследствии аннулированным Обязывающим соглашением; e) Тарифы за уже оказанные Услуги и любая иная сумма, начисленная по отдельному основанию в соответствии с настоящими Общими условиями. При Dealer Sales, поскольку Комиссионные с Покупателя по правилам Комиссионной продажи не причитаются, штраф, указанный в лит. c), не применяется; напротив, продолжают причитаться суммы, указанные в лит. b), d) и e). При наличии предпосылок, предусмотренных ст. 13, сохраняет силу также преобразование Авансового платежа в штраф в соответствии со ст. 13.6. Суммы, предусмотренные настоящим абзацем, причитаются по отдельным основаниям и могут взыскиваться совокупно в пределах, допускаемых законом. Гарантийный депозит, если он был внесен, является исключительно обеспечением обязательств Покупателя и может быть зачтен в счет причитающихся сумм в соответствии с положениями ст. 6.3, не являясь дополнительным основанием для начисления каких-либо сумм. Сохраняется право Fleequid на возмещение убытков в большем размере, но только в части, превышающей то, что уже покрыто штрафами, предусмотренными настоящими Общими условиями. Если сумма штрафов, указанных в лит. b) (только в части ежедневного штрафа), c) и d), а также, если применимо, штрафа, возникающего в результате преобразования Авансового платежа в соответствии со ст. 13.6, окажется ниже 5 % от Цены продажи Покупателю Транспортного средства, являющегося предметом аннулированной продажи, штрафная составляющая, причитающаяся в совокупности, увеличивается исключительно до достижения этого порога, который действует как нижний экономический предел, а не как дополнительная кумулятивная санкция. Для целей сопоставления и увеличения, предусмотренных предыдущим предложением: (i) базой расчета является исключительно Цена продажи Покупателю Транспортного средства, являющегося предметом аннулированной продажи, без учета Общей причитающейся суммы, Комиссионных, Тарифов и любой иной дополнительной суммы; (ii) учитываются исключительно указанные выше штрафы, свойственные неисполнению обязательства Покупателем; (iii) не учитываются Комиссионные, возлагаемые на Покупателя, Тарифы, проценты за просрочку, удержанный или зачтенный Гарантийный депозит, возмещение издержек и расходов и возмещение убытков в большем размере. Настоящее положение применяется ко всем Моделям продажи; при Dealer Sales сопоставление производится только с применимыми там штрафами, при этом штраф, указанный в лит. c), не может быть введен или учтен.</w:t>
+        <w:t>В случае Аннулирования продажи вследствие просрочки или неуплаты в полном объеме по обстоятельствам, за которые отвечает Покупатель, компании Fleequid остаются окончательно причитающимися: a) Комиссионные, возлагаемые на Покупателя, если они предусмотрены для конкретной сделки, в соответствии с положениями ст. 12.4; b) ежедневный штраф, указанный в ст. 12.6, лит. a), начисленный до даты вступления в силу Аннулирования продажи, а также начисленные проценты за просрочку; c) при Комиссионной продаже, как когда Fleequid действует путем Перепродажи, так и когда она действует в качестве Чистого посредника, - дополнительный штраф в размере двукратной суммы Комиссионных, возлагаемых на Покупателя, определяемый на основе Комиссионных, применимых к конкретной сделке, так что общая сумма, причитающаяся в качестве Комиссионных и настоящего штрафа, равна трехкратной сумме Комиссионных; d) дополнительный штраф в размере 1 000,00 € (одна тысяча евро/00) за каждое Транспортное средство, охваченное впоследствии аннулированным Обязывающим соглашением; e) Тарифы за уже оказанные Услуги и любая иная сумма, начисленная по отдельному основанию в соответствии с настоящими Общими условиями. При Dealer Sales, поскольку Комиссионные, предусмотренные для Комиссионной продажи, с Покупателя не причитаются, штраф, указанный в лит. c), не применяется; напротив, продолжают причитаться суммы, указанные в лит. b), d) и e). При наличии предпосылок, предусмотренных ст. 13, сохраняет силу также преобразование Авансового платежа в штраф в соответствии со ст. 13.6. Суммы, предусмотренные настоящим абзацем, причитаются по отдельным основаниям и могут взыскиваться совокупно в пределах, допускаемых законом. Гарантийный депозит, если он был внесен, является исключительно обеспечением обязательств Покупателя и может быть зачтен в счет причитающихся сумм в соответствии с положениями ст. 6.3, не являясь дополнительным основанием для начисления каких-либо сумм. Сохраняется право Fleequid на возмещение убытков в большем размере, но только в части, превышающей то, что уже покрыто штрафами, предусмотренными настоящими Общими условиями. Если сумма штрафов, указанных в лит. b) (только в части ежедневного штрафа), c) и d), а также, если применимо, штрафа, возникающего в результате преобразования Авансового платежа в соответствии со ст. 13.6, окажется ниже 5 % от Цены продажи Покупателю Транспортного средства, являющегося предметом аннулированной продажи, штрафная составляющая, причитающаяся в совокупности, увеличивается исключительно до достижения этого порога, который действует как нижний экономический предел, а не как дополнительная кумулятивная санкция. Для целей сопоставления и увеличения, предусмотренных предыдущим предложением: (i) базой расчета является исключительно Цена продажи Покупателю Транспортного средства, являющегося предметом аннулированной продажи, без учета Общей причитающейся суммы, Комиссионных, Тарифов и любой иной дополнительной суммы; (ii) учитываются исключительно указанные выше штрафы, свойственные неисполнению обязательства Покупателем; (iii) не учитываются Комиссионные, возлагаемые на Покупателя, Тарифы, проценты за просрочку, удержанный или зачтенный Гарантийный депозит, возмещение издержек и расходов и возмещение убытков в большем размере. Настоящее положение применяется ко всем Моделям продажи; при Dealer Sales сопоставление производится только с применимыми там штрафами, при этом штраф, указанный в лит. c), не может быть введен или учтен.</w:t>
       </w:r>
     </w:p>
     <w:p>
@@ -9228,7 +9228,7 @@
           <w:sz w:val="20"/>
           <w:szCs w:val="20"/>
         </w:rPr>
-        <w:t>Отложенная продажа: авансовый платеж и Транспортное средство, временно находящееся в пользовании Продавца.</w:t>
+        <w:t>Отложенная продажа: Авансовый платеж и Транспортное средство, временно находящееся в пользовании Продавца.</w:t>
       </w:r>
       <w:bookmarkEnd w:id="83"/>
       <w:bookmarkEnd w:id="84"/>
@@ -9303,7 +9303,7 @@
           <w:sz w:val="20"/>
           <w:szCs w:val="20"/>
         </w:rPr>
-        <w:t>В сделках, в которых прямо согласовано, что после заключения Обязывающего соглашения Транспортное средство временно остается в пользовании Продавца, Fleequid вправе потребовать от Покупателя авансового внесения суммы в размере 30 % Общей причитающейся суммы («Авансовый платеж»). Случай, регулируемый настоящей статьей, исключительно в описательных и коммерческих целях именуется «Отложенная продажа». Отложенная продажа не является самостоятельной Моделью продажи и полностью подчиняется Модели продажи, применимой к конкретной сделке, а в рамках Комиссионной продажи - соответствующему способу исполнения. Отложенная продажа может быть согласована исключительно при Комиссионной продаже, осуществляемой путем Перепродажи, и при Dealer Sales и не применяется, когда Fleequid действует в качестве Чистого посредника; поэтому в сделках Комиссионной продажи, к которым применяется настоящая статья, Fleequid исполняет сделку путем Перепродажи. Предлагающему цену до подачи Предложения должна быть обеспечена возможность ознакомления с тем обстоятельством, что Транспортное средство временно остается в пользовании Продавца, равно как и с особыми условиями, применимыми к сделке, в соответствии со ст. 3.2 и 4.5. Если Авансовый платеж затребован, он должен быть уплачен в течение обычного Срока оплаты, предусмотренного ст. 11.5 и исчисляемого с момента предоставления Проформы, если только Особые условия продажи прямо не предусматривают иной срок в соответствии со ст. 11.6, лит. b). Настоящее регулирование применяется исключительно к указанному случаю и представляет собой отступление от обычного регулирования Срока оплаты в пределах, предусмотренных настоящей статьей и применимыми Особыми условиями продажи.</w:t>
+        <w:t>В сделках, в которых прямо согласовано, что после заключения Обязывающего соглашения Транспортное средство временно остается в пользовании Продавца, Fleequid вправе потребовать от Покупателя авансового внесения суммы в размере 30 % Общей причитающейся суммы («Авансовый платеж»). Случай, регулируемый настоящей статьей, исключительно в описательных и коммерческих целях именуется «Отложенная продажа». Отложенная продажа не является самостоятельной Моделью продажи и полностью подчиняется Модели продажи, применимой к конкретной сделке, а в рамках Комиссионной продажи - соответствующему способу исполнения. Отложенная продажа может быть согласована исключительно при Комиссионной продаже, осуществляемой путем Перепродажи, и при Dealer Sales и не применяется, когда Fleequid действует в качестве Чистого посредника; поэтому в сделках Комиссионной продажи, к которым применяется настоящая статья, Fleequid исполняет сделку путем Перепродажи. Предлагающему цену до подачи Предложения должна быть обеспечена возможность ознакомления с тем обстоятельством, что Транспортное средство временно остается в пользовании Продавца, равно как и с Особыми условиями продажи, применимыми к сделке, в соответствии со ст. 3.2 и 4.5. Если Авансовый платеж затребован, он должен быть уплачен в течение обычного Срока оплаты, предусмотренного ст. 11.5 и исчисляемого с момента предоставления Проформы, если только Особые условия продажи прямо не предусматривают иной срок в соответствии со ст. 11.6, лит. b). Настоящее регулирование применяется исключительно к указанному случаю и представляет собой отступление от обычного регулирования Срока оплаты в пределах, предусмотренных настоящей статьей и применимыми Особыми условиями продажи.</w:t>
       </w:r>
     </w:p>
     <w:p>
@@ -9403,7 +9403,7 @@
           <w:sz w:val="20"/>
           <w:szCs w:val="20"/>
         </w:rPr>
-        <w:t>Неуплата Авансового платежа в соответствующий срок либо неуплата остатка в полном объеме в срок, предусмотренный для конкретной сделки, являются просрочкой Покупателя. Начиная с первого дня, следующего за соответствующим сроком платежа, применяются, насколько они совместимы, положения ст. 12.6, включая штраф в размере 150,00 € за каждый день просрочки и за каждое соответствующее Транспортное средство, в пределах максимальной общей суммы, предусмотренной ст. 12.6, лит. a), которая действует единым образом для каждого Транспортного средства и для одной и той же сделки в отношении как просрочки внесения Авансового платежа, так и просрочки уплаты остатка, а также проценты и иные суммы, предусмотренные указанным положением. В случае неуплаты Авансового платежа применяются сроки и правомочия, предусмотренные ст. 12.7. В случае неуплаты остатка вместо максимального срока, предусмотренного ст. 12.7, Fleequid сохраняет право принять просроченный платеж в течение 4 (четырех) дней, следующих за сроком, установленным для уплаты остатка, при этом с указанного срока не начинает течь новый срок в 7 (семь) дней. По истечении этого срока без полной оплаты Fleequid вправе по своему усмотрению все же принять просроченный платеж либо осуществить Аннулирование продажи в соответствии со ст. 12.7 с последствиями, предусмотренными ст. 12.8 и 12.9.</w:t>
+        <w:t>Неуплата Авансового платежа в соответствующий срок либо неуплата остатка в полном объеме в срок, предусмотренный для конкретной сделки, являются просрочкой Покупателя. Начиная с первого дня, следующего за соответствующим сроком платежа, применяются, насколько они совместимы, положения ст. 12.6, включая штраф в размере 150,00 € (сто пятьдесят евро/00) за каждый день просрочки и за каждое соответствующее Транспортное средство, в пределах максимальной общей суммы, предусмотренной ст. 12.6, лит. a), которая действует единым образом для каждого Транспортного средства и для одной и той же сделки в отношении как просрочки внесения Авансового платежа, так и просрочки уплаты остатка, а также проценты и иные суммы, предусмотренные указанным положением. В случае неуплаты Авансового платежа применяются сроки и правомочия, предусмотренные ст. 12.7. В случае неуплаты остатка вместо максимального срока, предусмотренного ст. 12.7, Fleequid сохраняет право принять просроченный платеж в течение 4 (четырех) дней, следующих за сроком, установленным для уплаты остатка, при этом с указанного срока не начинает течь новый срок в 7 (семь) дней. По истечении этого срока без полной оплаты Fleequid вправе по своему усмотрению все же принять просроченный платеж либо осуществить Аннулирование продажи в соответствии со ст. 12.7 с последствиями, предусмотренными ст. 12.8 и 12.9.</w:t>
       </w:r>
     </w:p>
     <w:p>
@@ -10142,7 +10142,7 @@
           <w:sz w:val="20"/>
           <w:szCs w:val="20"/>
         </w:rPr>
-        <w:t>Право собственности на Транспортное средство переходит к Покупателю исключительно после полного исполнения обязанности по оплате в соответствии со ст. 12.2; в случае Аукционов этот момент совпадает с Окончательным присуждением. Стороны прямо договариваются о том, что переход права собственности к Покупателю откладывается до этого момента независимо от применимой Модели продажи и выбранного способа исполнения, включая случаи, когда Fleequid приобрела право собственности на Транспортное средство ранее в соответствии со ст. 18, и случаи, когда продажа совершается непосредственно между Продавцом и Покупателем, если Fleequid действует в качестве Чистого посредника. Сохраняют силу формальности по государственной регистрации, внесению записи в реестр, постановке на учет, регистрации на имя или иные действия, которые могут быть необходимы в соответствии с применимым законодательством. После получения от Продавца всех документов, информации и содействия, необходимых в соответствии со ст. 16.3, лицо, обязанное совершить соответствующие действия согласно применимой Модели продажи и выбранному способу исполнения, в течение следующих 10 (десяти) дней совершает формальности, необходимые для государственной регистрации, внесения записи в реестр, постановки на учет передачи Транспортного средства или его регистрации на имя Покупателя, если только применимое законодательство, характер сделки или Специальные условия не требуют иной последовательности или иных сроков; когда Fleequid действует в качестве Чистого посредника, этот срок применяется к Продавцу, если иной срок не предусмотрен Особыми условиями продажи с учетом сделки, страны, документации или характера Транспортного средства. Когда Fleequid действует в качестве Чистого посредника, действия Продавца, таким образом, подразделяются на два последовательных этапа: a) в течение срока в 5 (пять) дней, предусмотренного ст. 16.3, Продавец предоставляет документы, заявления, доверенности и содействие, необходимые для начала формальностей, с применением в случае просрочки штрафа, предусмотренного той же ст. 16.3; b) в течение следующих 10 (десяти) дней, исчисляемых с момента, когда для этого имеются необходимые условия, Продавец завершает формальности по передаче; в случае просрочки сверх этого срока по обстоятельствам, за которые отвечает Продавец, применяется тот же штраф в размере 150,00 € (сто пятьдесят евро/00) за каждый день просрочки и за каждое соответствующее Транспортное средство, в соответствии с предусмотренными ст. 16.3 правилами о соотношении со ст. 8.11 и 16.9. Штраф, относящийся ко второму этапу, не начисляется за дни, за которые уже начислен штраф, относящийся к первому этапу. Покупатель принимает к сведению, что передача Транспортного средства и его участие в дорожном движении могут требовать завершения формальностей по государственной регистрации, внесению записи в реестр, постановке на учет или аналогичных действий, предусмотренных применимым законодательством соответствующей страны, и что по общему правилу получение Транспортного средства может состояться только после завершения необходимых формальностей. В исключительных случаях, при наличии подтвержденных операционных потребностей или по запросу Покупателя, принятому Fleequid, Fleequid может разрешить досрочное получение Транспортного средства до завершения указанных формальностей. В таком случае Покупатель: (i) освобождает Fleequid, а также лиц, на имя которых Транспортное средство может быть все еще формально зарегистрировано, от ответственности и возмещает им убытки в связи с любыми административными, налоговыми, имущественными последствиями, санкциями или последствиями иного характера, вытекающими из владения Транспортным средством, его использования или участия в дорожном движении до завершения формальностей, за исключением того, за что в силу императивных норм отвечает лицо, ссылающееся на такое освобождение; (ii) обязуется совершить все необходимые действия и оказать все необходимое содействие для того, чтобы формальности по окончательной государственной регистрации, регистрации на имя или передаче были завершены в течение 5 (пяти) дней с момента досрочного получения, если иной срок прямо не сообщен Fleequid в письменной форме; (iii) обязуется передать Fleequid надлежащее документальное подтверждение совершения формальностей или подачи соответствующих документов в течение 1 (одного) дня с момента, когда соответствующий документ или ответ компетентного органа становится доступным. В случае просрочки сверх срока, указанного в лит. b), по обстоятельствам, за которые отвечает Покупатель, последний обязан уплатить Fleequid штраф в размере 150,00 € (сто пятьдесят евро/00) за каждый день просрочки и за каждое соответствующее Транспортное средство до завершения действий, без ущерба для права на возмещение убытков в большем размере. Если просрочка превышает 30 (тридцать) дней, Fleequid может воспользоваться иными средствами правовой защиты, предусмотренными настоящими Общими условиями и законом, включая, если это юридически и фактически осуществимо, право предпринять в компетентных органах действия, необходимые для регистрации Транспортного средства на имя обязанного лица, с отнесением на последнее соответствующих расходов, сборов и издержек, при сохранении уже начисленных штрафов. В сделках с использованием Программы финансирования последовательность действий по регистрации на имя, выставлению счетов-фактур, оплате, переходу права собственности и поставке может отличаться от обычной в соответствии с положениями ст. 22 и применимых Специальных условий, при сохранении критерия перехода права собственности, установленного настоящим абзацем, и положений ст. 22.6; досрочное совершение документальных действий или действий по регистрации на имя Финансирующей организации само по себе не влечет ни перехода права собственности, ни, в случае Аукционов, Окончательного присуждения.</w:t>
+        <w:t>Право собственности на Транспортное средство переходит к Покупателю исключительно после полного исполнения обязанности по оплате в соответствии со ст. 12.2; в случае Аукционов этот момент совпадает с Окончательным присуждением. Стороны прямо договариваются о том, что переход права собственности к Покупателю откладывается до этого момента независимо от применимой Модели продажи и выбранного способа исполнения, включая случаи, когда Fleequid приобрела право собственности на Транспортное средство ранее в соответствии со ст. 18, и случаи, когда продажа совершается непосредственно между Продавцом и Покупателем, если Fleequid действует в качестве Чистого посредника. Сохраняют силу формальности по государственной регистрации, внесению записи в реестр, постановке на учет, регистрации на имя или иные действия, которые могут быть необходимы в соответствии с применимым законодательством. После получения от Продавца всех документов, информации и содействия, необходимых в соответствии со ст. 16.3, лицо, обязанное совершить соответствующие действия согласно применимой Модели продажи и выбранному способу исполнения, в течение следующих 10 (десяти) дней совершает формальности, необходимые для государственной регистрации, внесения записи в реестр, постановки на учет передачи Транспортного средства или его регистрации на имя Покупателя, если только применимое законодательство, характер сделки или Специальные условия не требуют иной последовательности или иных сроков; когда Fleequid действует в качестве Чистого посредника, этот срок применяется к Продавцу, если иной срок не предусмотрен Особыми условиями продажи с учетом сделки, страны, документации или характера Транспортного средства. Когда Fleequid действует в качестве Чистого посредника, действия Продавца, таким образом, подразделяются на два последовательных этапа: a) в течение срока в 5 (пять) дней, предусмотренного ст. 16.3, Продавец предоставляет документы, заявления, доверенности и содействие, необходимые для начала формальностей, с применением в случае просрочки штрафа, предусмотренного той же ст. 16.3; b) в течение следующих 10 (десяти) дней, исчисляемых с момента, когда для этого имеются необходимые условия, Продавец завершает формальности по передаче; в случае просрочки сверх этого срока по обстоятельствам, за которые отвечает Продавец, применяется тот же штраф в размере 150,00 € (сто пятьдесят евро/00) за каждый день просрочки и за каждое соответствующее Транспортное средство, в соответствии с предусмотренными ст. 16.3 правилами о соотношении со ст. 8.11 и 16.9. Штраф, относящийся ко второму этапу, не начисляется за дни, за которые уже начислен штраф, относящийся к первому этапу. Покупатель принимает к сведению, что передача Транспортного средства и его участие в дорожном движении могут требовать завершения формальностей по государственной регистрации, внесению записи в реестр, постановке на учет или аналогичных действий, предусмотренных применимым законодательством соответствующей страны, и что по общему правилу получение Транспортного средства может состояться только после завершения необходимых формальностей. В исключительных случаях, при наличии подтвержденных операционных потребностей или по запросу Покупателя, принятому Fleequid, Fleequid может разрешить досрочное получение Транспортного средства до завершения указанных формальностей. В таком случае Покупатель: (i) освобождает Fleequid, а также лиц, на имя которых Транспортное средство может быть все еще формально зарегистрировано, от ответственности и возмещает им убытки в связи с любыми административными, налоговыми, имущественными последствиями, санкциями или последствиями иного характера, вытекающими из владения Транспортным средством, его использования или участия в дорожном движении до завершения формальностей, за исключением того, за что в силу императивных норм отвечает лицо, ссылающееся на такое освобождение; (ii) обязуется совершить все необходимые действия и оказать все необходимое содействие для того, чтобы формальности по окончательной государственной регистрации, регистрации на имя или передаче были завершены в течение 5 (пяти) дней с момента досрочного получения, если иной срок прямо не сообщен Fleequid в письменной форме; (iii) обязуется передать Fleequid надлежащее документальное подтверждение совершения формальностей или подачи соответствующих документов в течение 1 (одного) дня с момента, когда соответствующий документ или ответ компетентного органа становится доступным. В случае просрочки сверх срока, указанного в пункте (ii), по обстоятельствам, за которые отвечает Покупатель, последний обязан уплатить Fleequid штраф в размере 150,00 € (сто пятьдесят евро/00) за каждый день просрочки и за каждое соответствующее Транспортное средство до завершения действий, без ущерба для права на возмещение убытков в большем размере. Если просрочка превышает 30 (тридцать) дней, Fleequid может воспользоваться иными средствами правовой защиты, предусмотренными настоящими Общими условиями и законом, включая, если это юридически и фактически осуществимо, право предпринять в компетентных органах действия, необходимые для регистрации Транспортного средства на имя обязанного лица, с отнесением на последнее соответствующих расходов, сборов и издержек, при сохранении уже начисленных штрафов. В сделках с использованием Программы финансирования последовательность действий по регистрации на имя, выставлению счетов-фактур, оплате, переходу права собственности и поставке может отличаться от обычной в соответствии с положениями ст. 22 и применимых Специальных условий, при сохранении критерия перехода права собственности, установленного настоящим абзацем, и положений ст. 22.6; досрочное совершение документальных действий или действий по регистрации на имя Финансирующей организации само по себе не влечет ни перехода права собственности, ни, в случае Аукционов, Окончательного присуждения.</w:t>
       </w:r>
     </w:p>
     <w:p>
@@ -10470,7 +10470,7 @@
           <w:sz w:val="20"/>
           <w:szCs w:val="20"/>
         </w:rPr>
-        <w:t>Положения настоящей статьи применяются к сделкам, структурированным по Модели Комиссионной продажи. В рамках этой Модели Fleequid исполняет сделку путем Перепродажи в соответствии со ст. 2.5 либо может принять решение действовать в качестве Чистого посредника в соответствии со ст. 2.6, с передачей Транспортного средства непосредственно от Продавца Покупателю. Возможность ознакомления с тем, что сделка может быть исполнена тем или иным способом, обеспечивается, а сама такая возможность исполнения принимается до подачи Предложения в соответствии со ст. 3.2, лит. a). Fleequid может осуществить соответствующий выбор также после заключения Обязывающего соглашения и в любом случае не позднее предоставления Проформы, которая фиксирует выбранный способ исполнения в соответствии со ст. 11.4; Проформа не является договорным источником выбора, а документально подтверждает осуществление права, возможность ознакомления с которым была заранее обеспечена и которое было заранее принято. Выбор между Перепродажей и деятельностью в качестве Чистого посредника не изменяет Модель продажи, не влечет прекращения поручения, данного Fleequid Продавцом и Покупателем, и не затрагивает право Fleequid на Комиссионные, причитающиеся с обоих. Квалификация Fleequid в качестве комиссионера, действующего от своего имени в соответствии со ст. 1731 Гражданского кодекса Италии, имеет место исключительно при Перепродаже в соответствии со ст. 2.5; когда Fleequid действует в качестве Чистого посредника, договор купли-продажи заключается непосредственно между Продавцом и Покупателем в соответствии со ст. 2.6 и 17.10. За исключением случаев прямой отсылки или в той мере, в какой это совместимо с характером конкретного положения, нормы настоящей статьи не применяются к Dealer Sales, регулируемому ст. 18. До предоставления Проформы, если Продавец допускает одно из нарушений, предусмотренных лит. c), d), e) и f) ст. 17.8 и 17.14, которое в отношении одного и того же фактического обстоятельства и в защиту одного и того же интереса не обеспечено специальным штрафом, предусмотренным настоящими Общими условиями, Продавец обязан уплатить Fleequid, применительно к отношениям по реализации, указанным в ст. 8.8, и к поручению, данному Fleequid, и независимо от впоследствии выбранного способа исполнения, остаточный штраф в размере 30 %, определяемый согласно иерархии баз расчета, предусмотренной ст. 17.8, без ущерба для права на возмещение убытков в большем размере; с момента предоставления Проформы применяется, в зависимости от выбранного способа исполнения, ст. 17.8 либо ст. 17.14.</w:t>
+        <w:t>Положения настоящей статьи применяются к сделкам, структурированным по Модели Комиссионной продажи. В рамках этой Модели Fleequid исполняет сделку путем Перепродажи в соответствии со ст. 2.5 либо может принять решение действовать в качестве Чистого посредника в соответствии со ст. 2.6, с передачей Транспортного средства непосредственно от Продавца Покупателю. Возможность ознакомления с тем, что сделка может быть исполнена тем или иным способом, обеспечивается до подачи Предложения в соответствии со ст. 3.2, лит. a), а сама такая возможность исполнения принимается посредством присоединения к настоящим ОУ. Fleequid может осуществить соответствующий выбор также после заключения Обязывающего соглашения и в любом случае не позднее предоставления Проформы, которая фиксирует выбранный способ исполнения в соответствии со ст. 11.4; Проформа не является договорным источником выбора, а документально подтверждает осуществление права, возможность ознакомления с которым была заранее обеспечена и которое было заранее принято. Выбор между Перепродажей и деятельностью в качестве Чистого посредника не изменяет Модель продажи, не влечет прекращения поручения, данного Fleequid Продавцом и Покупателем, и не затрагивает право Fleequid на Комиссионные, причитающиеся с обоих. Квалификация Fleequid в качестве комиссионера, действующего от своего имени в соответствии со ст. 1731 Гражданского кодекса Италии, имеет место исключительно при Перепродаже в соответствии со ст. 2.5; когда Fleequid действует в качестве Чистого посредника, договор купли-продажи заключается непосредственно между Продавцом и Покупателем в соответствии со ст. 2.6 и 17.10. За исключением случаев прямой отсылки или в той мере, в какой это совместимо с характером конкретного положения, нормы настоящей статьи не применяются к Dealer Sales, регулируемому ст. 18. До предоставления Проформы, если Продавец допускает одно из нарушений, предусмотренных лит. c), d), e) и f) ст. 17.8 и 17.14, которое в отношении одного и того же фактического обстоятельства и в защиту одного и того же интереса не обеспечено специальным штрафом, предусмотренным настоящими Общими условиями, Продавец обязан уплатить Fleequid, применительно к отношениям по реализации, указанным в ст. 8.8, и к поручению, данному Fleequid, и независимо от впоследствии выбранного способа исполнения, остаточный штраф в размере 30 %, определяемый согласно иерархии баз расчета, предусмотренной ст. 17.8, без ущерба для права на возмещение убытков в большем размере; с момента предоставления Проформы применяется, в зависимости от выбранного способа исполнения, ст. 17.8 либо ст. 17.14.</w:t>
       </w:r>
       <w:bookmarkEnd w:id="137"/>
     </w:p>
@@ -10592,32 +10592,32 @@
           <w:sz w:val="20"/>
           <w:szCs w:val="20"/>
         </w:rPr>
-        <w:t>Цена Транспортного средства, причитающаяся Продавцу с Fleequid при Перепродаже («Чистая цена покупки»), соответствует Цене продажи Покупателю за вычетом Комиссионных, возлагаемых на Продавца, Тарифов и любой иной суммы, причитающейся Fleequid с Продавца в соответствии с настоящими Общими условиями. Продавец прямо уполномочивает Fleequid производить зачет и вычет указанных сумм из причитающихся ему сумм. Чистая цена покупки становится подлежащей уплате исключительно после того, как Fleequid получила от Покупателя Общую причитающуюся сумму в полном объеме в соответствии со ст. 12.2; до этого момента Продавец не вправе ссылаться на какое-либо требование к Fleequid, срок исполнения которого наступил, равно как и предъявлять к ней иски об оплате, направлять ей напоминания об оплате или предпринимать в отношении нее действия по принудительному исполнению. Запрос о выставлении счета-фактуры и его возможное досрочное выставление носят административный характер и не влекут наступления срока уплаты встречного предоставления ранее указанного момента, равно как и не являются подтверждением наступления условий, предусмотренных для покупки Транспортного средства компанией Fleequid. Достижение Резервной цены, поскольку она определяется на основе МЦОП, установленной Продавцом, обеспечивает последнему чистую выручку, как минимум равную МЦОП, если только им прямо не приняты более низкие предложения в соответствии со ст. 10.3. В случае Аннулирования продажи или уменьшения ее предмета в соответствии со ст. 14 Чистая цена покупки, причитающаяся Продавцу, определяется заново по критериям, предусмотренным ст. 14.5. Сохраняет силу прямое исключение, предусмотренное ст. 22.9 для сделок с использованием Программы финансирования. Положения настоящего абзаца не применяются, когда Fleequid действует в качестве Чистого посредника.</w:t>
-      </w:r>
-    </w:p>
-    <w:p>
-      <w:pPr>
-        <w:pStyle w:val="Paragrafoelenco"/>
-        <w:numPr>
-          <w:ilvl w:val="1"/>
-          <w:numId w:val="1"/>
-        </w:numPr>
-        <w:spacing w:line="360" w:lineRule="auto"/>
-        <w:ind w:left="0" w:firstLine="0"/>
-        <w:jc w:val="both"/>
-        <w:rPr>
-          <w:rFonts w:ascii="Verdana" w:hAnsi="Verdana"/>
-          <w:sz w:val="20"/>
-          <w:szCs w:val="20"/>
-        </w:rPr>
-      </w:pPr>
-      <w:r>
-        <w:rPr>
-          <w:rFonts w:ascii="Verdana" w:hAnsi="Verdana"/>
-          <w:sz w:val="20"/>
-          <w:szCs w:val="20"/>
-        </w:rPr>
-        <w:t>Когда Fleequid действует путем Перепродажи, Продавец обязан по запросу Fleequid выставить ей счет-фактуру на продажу Транспортного средства в течение 5 (пяти) дней с момента запроса, в евро и в соответствии с суммами, данными и указаниями, сообщенными Fleequid. В счете-фактуре указываются Цена продажи Покупателю, а также Комиссионные, Тарифы и возможное возмещение расходов, причитающиеся Fleequid, помимо НДС, если он подлежит уплате по закону; произведя зачет причитающегося в соответствии со ст. 17.4, Fleequid оплачивает счет-фактуру Продавцу после того, как Чистая цена покупки стала подлежащей уплате в соответствии с той же ст. 17.4. В случае просрочки выставления или направления счета-фактуры сверх указанного срока по обстоятельствам, за которые отвечает Продавец, Продавец обязан уплатить Fleequid штраф в размере 150,00 € (сто пятьдесят евро/00) за каждый день просрочки и за каждое соответствующее Транспортное средство вплоть до исполнения обязанности, который Fleequid вправе зачесть в счет суммы счета-фактуры, без ущерба для права на возмещение убытков в большем размере. Если вследствие неоплаты со стороны Покупателя, Аннулирования продажи, уменьшения ее предмета, корректировки сделки или по иному основанию, предусмотренному настоящими Общими условиями, возникает необходимость выставления кредит-ноты, сторнирующего или корректировочного документа либо повторного выставления счета-фактуры, в том числе вследствие новой продажи Транспортного средства иному Предлагающему цену за иную сумму, Продавец обязан осуществить это в течение 5 (пяти) дней с момента запроса Fleequid; в случае просрочки по обстоятельствам, за которые отвечает Продавец, применяется тот же ежедневный штраф, который Fleequid вправе зачесть или вычесть из последующих причитающихся Продавцу сумм. Остаются в силе положения ст. 15 и 16.2 о возврате, налоговой документации и иных действиях, необходимых для исполнения сделки или восстановления прежнего положения по ней.</w:t>
+        <w:t>Цена Транспортного средства, причитающаяся Продавцу с Fleequid при Перепродаже («Чистая цена покупки»), соответствует Цене продажи Покупателю за вычетом Комиссионных, возлагаемых на Продавца, Тарифов и любой иной суммы, причитающейся Fleequid с Продавца в соответствии с настоящими Общими условиями. Продавец прямо уполномочивает Fleequid производить зачет и вычет указанных сумм из причитающихся ему сумм. Чистая цена покупки становится подлежащей уплате исключительно после того, как Fleequid получила от Покупателя Общую причитающуюся сумму в полном объеме в соответствии со ст. 12.2; до этого момента Продавец не вправе ссылаться на какое-либо требование к Fleequid, срок исполнения которого наступил, равно как и предъявлять к ней иски об оплате, направлять ей напоминания об оплате или предпринимать в отношении нее действия по принудительному исполнению. Запрос о выставлении счета-фактуры и его возможное досрочное выставление носят административный характер и не влекут наступления срока уплаты встречного предоставления ранее указанного момента, равно как и не являются подтверждением наступления условий, предусмотренных для покупки Транспортного средства компанией Fleequid. Достижение Резервной цены, поскольку она определяется на основе МЦОП, установленной Продавцом, обеспечивает последнему чистую выручку, как минимум равную МЦОП, если только им прямо не приняты более низкие Предложения в соответствии со ст. 10.3. В случае Аннулирования продажи или уменьшения ее предмета в соответствии со ст. 14 Чистая цена покупки, причитающаяся Продавцу, определяется заново по критериям, предусмотренным ст. 14.5. Сохраняет силу прямое исключение, предусмотренное ст. 22.9 для сделок с использованием Программы финансирования. Положения настоящего абзаца не применяются, когда Fleequid действует в качестве Чистого посредника.</w:t>
+      </w:r>
+    </w:p>
+    <w:p>
+      <w:pPr>
+        <w:pStyle w:val="Paragrafoelenco"/>
+        <w:numPr>
+          <w:ilvl w:val="1"/>
+          <w:numId w:val="1"/>
+        </w:numPr>
+        <w:spacing w:line="360" w:lineRule="auto"/>
+        <w:ind w:left="0" w:firstLine="0"/>
+        <w:jc w:val="both"/>
+        <w:rPr>
+          <w:rFonts w:ascii="Verdana" w:hAnsi="Verdana"/>
+          <w:sz w:val="20"/>
+          <w:szCs w:val="20"/>
+        </w:rPr>
+      </w:pPr>
+      <w:r>
+        <w:rPr>
+          <w:rFonts w:ascii="Verdana" w:hAnsi="Verdana"/>
+          <w:sz w:val="20"/>
+          <w:szCs w:val="20"/>
+        </w:rPr>
+        <w:t>Когда Fleequid действует путем Перепродажи, Продавец обязан по запросу Fleequid выставить ей счет-фактуру на продажу Транспортного средства в течение 5 (пяти) дней с момента запроса, в евро и в соответствии с суммами, данными и указаниями, сообщенными Fleequid. В счете-фактуре указываются Цена продажи Покупателю, а также Комиссионные, Тарифы и возможное возмещение расходов, причитающиеся Fleequid, помимо НДС, если он подлежит уплате по закону; произведя зачет причитающегося в соответствии со ст. 17.4, Fleequid оплачивает счет-фактуру Продавцу после того, как Чистая цена покупки стала подлежащей уплате в соответствии с той же ст. 17.4. В случае просрочки выставления или направления счета-фактуры сверх указанного срока Продавец обязан уплатить Fleequid штраф в размере 150,00 € (сто пятьдесят евро/00) за каждый день просрочки и за каждое соответствующее Транспортное средство вплоть до исполнения обязанности, который Fleequid вправе зачесть в счет суммы счета-фактуры, без ущерба для права на возмещение убытков в большем размере. Если вследствие неоплаты со стороны Покупателя, Аннулирования продажи, уменьшения ее предмета, корректировки сделки или по иному основанию, предусмотренному настоящими Общими условиями, возникает необходимость выставления кредит-ноты, сторнирующего или корректировочного документа либо повторного выставления счета-фактуры, в том числе вследствие новой продажи Транспортного средства иному Предлагающему цену за иную сумму, Продавец обязан осуществить это в течение 5 (пяти) дней с момента запроса Fleequid; в случае просрочки по обстоятельствам, за которые отвечает Продавец, применяется тот же ежедневный штраф, который Fleequid вправе зачесть или вычесть из последующих причитающихся Продавцу сумм. Остаются в силе положения ст. 15 и 16.2 о возврате, налоговой документации и иных действиях, необходимых для исполнения сделки или восстановления прежнего положения по ней.</w:t>
       </w:r>
     </w:p>
     <w:p>
@@ -10692,7 +10692,7 @@
           <w:sz w:val="20"/>
           <w:szCs w:val="20"/>
         </w:rPr>
-        <w:t>Fleequid вправе расторгнуть, полностью или частично, в соответствии со ст. 1456 Гражданского кодекса Италии договорные отношения по покупке Транспортного средства у Продавца посредством письменного уведомления, в котором она заявляет о намерении воспользоваться настоящей оговоркой о расторжении ipso jure, и осуществить Аннулирование продажи в соответствии со ст. 14, если Продавец: a) установил или допустил установление на Транспортное средство Обременений, дополнительных по отношению к заявленным, либо не обеспечил их снятие в сроки, предусмотренные ст. 8.3; b) не в состоянии обеспечить свободную передачу Транспортного средства, поскольку причитающаяся ему чистая вырученная сумма оказывается недостаточной для удовлетворения кредиторов, управомоченных на освобождение имущества от обременения, и для уплаты иных сумм, причитающихся в связи со сделкой, либо поскольку лица, в пользу которых установлены Обременения, отказывают в освобождении от обременения или в свободной продаже; c) предоставил при регистрации, в Предложении о продаже или впоследствии ложные, неточные, мошеннические, устаревшие или неполные информацию или документы, имеющие значение для конкретной сделки; d) нарушает предусмотренные настоящими Общими условиями обязанности в отношении права собственности, наличия, хранения и обеспечения сохранности Транспортного средства, достоверности информации, документации, эксклюзивного права, перехода права собственности, поставки, экологического законодательства или прав третьих лиц; e) нарушает императивные нормы или административные предписания, применимые к реализации, передаче Транспортного средства или обращению с ним, либо права третьих лиц таким образом, что это ставит под угрозу продолжение сделки или делает его рискованным; f) отказывается передать или не передает право собственности на Транспортное средство либо отказывается совершить или не совершает действия, формальности или не оказывает содействие, необходимые для государственной регистрации Транспортного средства или его регистрации на имя Fleequid, либо не исполняет обязанность предоставить его или поставить согласно положениям настоящих Общих условий. Кроме того, сохраняет силу право Fleequid приостановить сделку или реализацию Транспортного средства и принять разумно необходимые меры, когда это целесообразно для предотвращения мошенничества, защиты безопасности Торговой площадки, Fleequid, Покупателя или третьих лиц, проверки ситуаций риска, проведения проверок или обеспечения соблюдения применимого законодательства, включая экологическое; принятие таких мер носит обеспечительный характер и само по себе не означает ни осуществления права по оговорке о расторжении ipso jure, ни применения штрафа, предусмотренного настоящим абзацем, которые предполагают установление нарушения договора или законодательства, за которое отвечает Продавец. В случае расторжения или Аннулирования по одному из оснований, предусмотренных настоящим абзацем, по-прежнему подлежат уплате Комиссионные, возлагаемые на Продавца, если право на них уже возникло в соответствии со ст. 12.4, Тарифы, издержки и расходы, понесенные Fleequid в связи со сделкой, и иные суммы, начисленные по отдельному основанию. В случаях, указанных в лит. c), d), e) и f), если только одно и то же фактическое обстоятельство уже не обеспечено, в защиту одного и того же интереса, специальным штрафом, предусмотренным настоящими Общими условиями, включая, в качестве примера, штрафы, указанные в ст. 8.9, 8.11, 8.12 и 16.9, Продавец также обязан уплатить Fleequid в качестве штрафа сумму, равную 30 % Резервной цены, определенной при первом Аукционе в отношении Транспортного средства, при этом возможные последующие снижения Резервной цены не имеют значения, либо, если в отношении Транспортного средства не проводился ни один Аукцион с Резервной ценой, но для конкретной сделки была предусмотрена Резервная цена, - 30 % такой Резервной цены, либо, если для конкретной сделки не была предусмотрена Резервная цена, - 30 % Цены продажи Покупателю, либо, при отсутствии также и Цены продажи Покупателю, - 30 % МЦОП, относящейся к конкретной сделке, если иное не предусмотрено ст. 18.5 для Dealer Sales, без ущерба для права на возмещение убытков в большем размере. В случаях, когда в соответствии с предыдущим предложением и ст. 15.8 вместо штрафа, предусмотренного настоящим абзацем, применяется специальный штраф, сохраняют силу право на расторжение в соответствии со ст. 1456 Гражданского кодекса Италии и иные предусмотренные настоящим абзацем последствия, отличные от штрафа; вместе с тем последствия, предусмотренные за различные обстоятельства или нарушения, могут применяться совокупно согласно положениям ст. 15.8. В отношении отказа от передачи или непередачи права собственности на Транспортное средство, указанных в лит. f), штраф, предусмотренный настоящим абзацем, не применяется за одно и то же обстоятельство и до того, как наступят условия отказа, предусмотренные ст. 8.11; при наступлении таких условий применяется специальный штраф, предусмотренный ст. 8.11, при сохранении права на расторжение в соответствии со ст. 1456 Гражданского кодекса Италии и иных предусмотренных настоящим абзацем последствий, отличных от штрафа.</w:t>
+        <w:t>Fleequid вправе расторгнуть, полностью или частично, в соответствии со ст. 1456 Гражданского кодекса Италии договорные отношения по покупке Транспортного средства у Продавца посредством письменного уведомления, в котором она заявляет о намерении воспользоваться настоящей оговоркой о расторжении ipso jure, и осуществить Аннулирование продажи в соответствии со ст. 14, если Продавец: a) установил или допустил установление на Транспортное средство Обременений, дополнительных по отношению к заявленным, либо не обеспечил их снятие в сроки, предусмотренные ст. 8.3; b) не в состоянии обеспечить свободную передачу Транспортного средства, поскольку причитающаяся ему чистая вырученная сумма оказывается недостаточной для удовлетворения кредиторов, управомоченных на освобождение имущества от обременения, и для уплаты иных сумм, причитающихся в связи со сделкой, либо поскольку лица, в пользу которых установлены Обременения, отказывают в освобождении от обременения или в свободной продаже; c) предоставил при регистрации, в Предложении о продаже или впоследствии ложные, неточные, мошеннические, устаревшие или неполные информацию или документы, имеющие значение для конкретной сделки; d) нарушает предусмотренные настоящими Общими условиями обязанности в отношении права собственности, наличия, хранения и обеспечения сохранности Транспортного средства, достоверности информации, документации, эксклюзивного права, перехода права собственности, поставки, экологического законодательства или прав третьих лиц; e) нарушает императивные нормы или административные предписания, применимые к реализации, передаче Транспортного средства или обращению с ним, либо права третьих лиц таким образом, что это ставит под угрозу продолжение сделки или делает его рискованным; f) отказывается передать или не передает право собственности на Транспортное средство либо отказывается совершить или не совершает действия, формальности или не оказывает содействие, необходимые для государственной регистрации Транспортного средства или его регистрации на имя Fleequid, либо не исполняет обязанность предоставить его или поставить согласно положениям настоящих Общих условий. Кроме того, сохраняет силу право Fleequid приостановить сделку или реализацию Транспортного средства и принять разумно необходимые меры, когда это целесообразно для предотвращения мошенничества, защиты безопасности Торговой площадки, Fleequid, Покупателя или третьих лиц, проверки ситуаций риска, проведения проверок или обеспечения соблюдения применимого законодательства, включая экологическое; принятие таких мер носит обеспечительный характер и само по себе не означает ни осуществления права по оговорке о расторжении ipso jure, ни применения штрафа, предусмотренного настоящим абзацем, которые предполагают установление нарушения договора или законодательства, за которое отвечает Продавец. В случае расторжения или Аннулирования по одному из оснований, предусмотренных настоящим абзацем, по-прежнему подлежат уплате Комиссионные, возлагаемые на Продавца, если право на них уже возникло в соответствии со ст. 12.4, Тарифы, издержки и расходы, понесенные Fleequid в связи со сделкой, и иные суммы, начисленные по отдельному основанию. В случаях, указанных в лит. c), d), e) и f), если только одно и то же фактическое обстоятельство уже не обеспечено, в защиту одного и того же интереса, специальным штрафом, предусмотренным настоящими Общими условиями, включая, в качестве примера, штрафы, указанные в ст. 8.9, 8.11, 8.12 и 16.9, Продавец также обязан уплатить Fleequid в качестве штрафа сумму, равную 30 % Резервной цены, определенной при первом Аукционе в отношении Транспортного средства, при этом возможные последующие снижения Резервной цены не имеют значения, либо, если в отношении Транспортного средства не проводился ни один Аукцион с Резервной ценой, но для конкретной сделки была предусмотрена Резервная цена, - 30 % такой Резервной цены, либо, если для конкретной сделки не была предусмотрена Резервная цена, - 30 % Цены продажи Покупателю, либо, при отсутствии также и Цены продажи Покупателю, - 30 % МЦОП, относящейся к конкретной сделке, если иное не предусмотрено ст. 18.5 для Dealer Sales, без ущерба для права на возмещение убытков в большем размере. В случаях, когда в соответствии с предыдущим предложением и ст. 15.8 вместо штрафа, предусмотренного настоящим абзацем, применяется специальный штраф, сохраняют силу право на расторжение в соответствии со ст. 1456 Гражданского кодекса Италии и иные предусмотренные настоящим абзацем последствия, отличные от штрафа; вместе с тем последствия, предусмотренные за различные обстоятельства или нарушения, могут применяться совокупно согласно положениям ст. 15.8. В отношении отказа от передачи или непередачи права собственности на Транспортное средство, указанных в лит. f), штраф, предусмотренный настоящим абзацем, не применяется за одно и то же обстоятельство и до того, как наступят условия отказа, предусмотренные ст. 8.11; при наступлении таких условий применяется специальный штраф, предусмотренный ст. 8.11, лит. a), при сохранении права на расторжение в соответствии со ст. 1456 Гражданского кодекса Италии и иных предусмотренных настоящим абзацем последствий, отличных от штрафа.</w:t>
       </w:r>
     </w:p>
     <w:p>
@@ -11047,7 +11047,7 @@
           <w:sz w:val="20"/>
           <w:szCs w:val="20"/>
         </w:rPr>
-        <w:t>При Dealer Sales Продавец обязан по запросу Fleequid выставить ей счет-фактуру на продажу Транспортного средства в течение 5 (пяти) дней с момента запроса, в соответствии с данными и указаниями, сообщенными Fleequid. Счет-фактура выставляется исходя из Цены покупки, согласованной в соответствии со ст. 18.3, помимо НДС, если он применим, и возможных иных сумм, относящихся исключительно к соответствующим отношениям купли-продажи. В случае просрочки выставления или направления счета-фактуры по обстоятельствам, за которые отвечает Продавец, Продавец обязан уплатить Fleequid штраф в размере 150,00 € (сто пятьдесят евро/00) за каждый день просрочки и за каждое соответствующее Транспортное средство вплоть до исполнения обязанности, без ущерба для права на возмещение убытков в большем размере. Если возникает необходимость выставления кредит-ноты, сторнирующего или корректировочного документа либо повторного выставления счета-фактуры, Продавец обязан осуществить это в течение 5 (пяти) дней с момента запроса Fleequid, с применением того же штрафа в случае просрочки. Выставление счетов-фактур компанией Fleequid Покупателю, регулируемое ст. 16.2, остается отдельным и самостоятельным.</w:t>
+        <w:t>При Dealer Sales Продавец обязан по запросу Fleequid выставить ей счет-фактуру на продажу Транспортного средства в течение 5 (пяти) дней с момента запроса, в соответствии с данными и указаниями, сообщенными Fleequid. Счет-фактура выставляется исходя из Цены покупки, согласованной в соответствии со ст. 18.3, помимо НДС, если он применим, и возможных иных сумм, относящихся исключительно к соответствующим отношениям купли-продажи. В случае просрочки выставления или направления счета-фактуры Продавец обязан уплатить Fleequid штраф в размере 150,00 € (сто пятьдесят евро/00) за каждый день просрочки и за каждое соответствующее Транспортное средство вплоть до исполнения обязанности, без ущерба для права на возмещение убытков в большем размере. Если возникает необходимость выставления кредит-ноты, сторнирующего или корректировочного документа либо повторного выставления счета-фактуры, Продавец обязан осуществить это в течение 5 (пяти) дней с момента запроса Fleequid, с применением того же штрафа в случае просрочки. Выставление счетов-фактур компанией Fleequid Покупателю, регулируемое ст. 16.2, остается отдельным и самостоятельным.</w:t>
       </w:r>
     </w:p>
     <w:p>
@@ -11075,7 +11075,7 @@
           <w:sz w:val="20"/>
           <w:szCs w:val="20"/>
         </w:rPr>
-        <w:t>В отношениях по покупке между Продавцом и Fleequid в полном объеме сохраняют силу заявления, гарантии и обязательства по освобождению от ответственности, возмещению и регрессу, возложенные на Продавца настоящими Общими условиями, включая предусмотренные ст. 8.3, 8.12, 8.13 и 19.6, а также правила об уведомлении о дефектах и соответствующих сроках, предусмотренные ст. 17.7, и оговорка о расторжении ipso jure и экономические последствия, предусмотренные ст. 17.8, которые применяются к договору покупки, заключенному Fleequid при Dealer Sales; для целей определения штрафа, предусмотренного ст. 17.8, если для Транспортного средства не существует ни Резервной цены, ни Цены продажи Покупателю, что может иметь место, в частности, при покупке на склад, конечной субсидиарной базой расчета вместо МЦОП является Цена покупки, причитающаяся Продавцу с Fleequid. Покупка Транспортного средства компанией Fleequid не прекращает и не уменьшает такие средства защиты. Обязательство по освобождению от ответственности, предусмотренное ст. 8.13, прямо распространяется также на требования, предъявленные Покупателем к Fleequid как к фактическому продавцу, а также на суммы, издержки, ремонт, расходы, затраты и убытки, которые Fleequid несет в этом качестве вследствие обстоятельств, дефектов, недостатков, упущений или неисполнения обязательств, за которые отвечает Продавец, с правом регресса к последнему и правом на полное возмещение с его стороны. Если несоответствие, дефект, повреждение или иное обстоятельство, за которое отвечает Продавец, выявляется или о нем заявляет Покупатель после дальнейшей продажи Транспортного средства, Fleequid сохраняет право ссылаться на него в отношении Продавца в сроки, предусмотренные ст. 17.7, исчисляемые, если данное обстоятельство не было ранее известно Fleequid, с момента его обнаружения или получения претензии Покупателя. Уплата Цены покупки, принятие Транспортного средства компанией Fleequid или уполномоченными ею лицами и последующая дальнейшая продажа Покупателю не влекут отказа от прав на освобождение от ответственности, регресс, возмещение или от иных средств правовой защиты, принадлежащих Fleequid в отношении Продавца.</w:t>
+        <w:t>В отношениях по покупке между Продавцом и Fleequid в полном объеме сохраняют силу заявления, гарантии и обязательства по освобождению от ответственности, возмещению и регрессу, возложенные на Продавца настоящими Общими условиями, включая предусмотренные ст. 8.3, 8.12, 8.13 и 19.6, а также правила об уведомлении о дефектах и соответствующих сроках, предусмотренные ст. 17.7, и оговорка о расторжении ipso jure и экономические последствия, предусмотренные ст. 17.8, которые применяются к договору покупки, заключенному Fleequid при Dealer Sales; для целей определения штрафа, предусмотренного ст. 17.8, если для Транспортного средства не существует ни Резервной цены, ни Цены продажи Покупателю, что может иметь место, в частности, при покупке на склад, конечной субсидиарной базой расчета вместо МЦОП является Цена покупки, причитающаяся Продавцу с Fleequid. Покупка Транспортного средства компанией Fleequid не прекращает и не уменьшает такие средства защиты. Обязательство по освобождению от ответственности, предусмотренное ст. 8.13, прямо распространяется также на требования, предъявленные Покупателем к Fleequid как к фактическому продавцу, а также на суммы, издержки, ремонт, расходы, затраты и убытки, которые Fleequid несет в этом качестве вследствие обстоятельств, дефектов, недостатков, упущений или неисполнения обязательств, за которые отвечает Продавец, с правом регресса к последнему и правом на полное возмещение с его стороны. Если несоответствие, дефект, повреждение Транспортного средства или иное обстоятельство, за которое отвечает Продавец, выявляется или о нем заявляет Покупатель после дальнейшей продажи Транспортного средства, Fleequid сохраняет право ссылаться на него в отношении Продавца в сроки, предусмотренные ст. 17.7, исчисляемые, если данное обстоятельство не было ранее известно Fleequid, с момента его обнаружения или получения претензии Покупателя. Уплата Цены покупки, принятие Транспортного средства компанией Fleequid или уполномоченными ею лицами и последующая дальнейшая продажа Покупателю не влекут отказа от прав на освобождение от ответственности, регресс, возмещение или от иных средств правовой защиты, принадлежащих Fleequid в отношении Продавца.</w:t>
       </w:r>
     </w:p>
     <w:p>
@@ -11479,7 +11479,7 @@
           <w:sz w:val="20"/>
           <w:szCs w:val="20"/>
         </w:rPr>
-        <w:t>До подачи Предложения Покупатель обязан с осмотрительностью, требуемой его профессиональным статусом, изучить Объявление, Технические характеристики, TrustReport, если он имеется, фотографии, документацию и любую иную информацию, предоставленную в отношении Транспортного средства, а также воспользоваться возможностью ознакомиться с Транспортным средством, осмотреть и опробовать его, если такая возможность предоставлена Fleequid или Продавцом. Не могут квалифицироваться как скрытые дефекты и не могут служить основанием для требований по гарантии, об уменьшении цены, о выплате компенсации или о возмещении убытков дефекты, недостатки, несоответствия, эксплуатационное состояние, износ, отступления от требований соответствия или недостачи - в том числе относящиеся к частям, не видимым непосредственно или труднодоступным, - которые следовали из предоставленных информации или документации либо которые Покупатель мог бы обнаружить путем их изучения или воспользовавшись возможностью осмотра и опробования Транспортного средства, если таковая имелась. Непроведение осмотра или опробования, которые Fleequid всегда предлагает, остается на риске Покупателя и не может повлечь расширения применимого гарантийного режима. Бремя изучения и осмотра, предусмотренное настоящим абзацем, существует при всех Моделях продажи и при всех способах исполнения.</w:t>
+        <w:t>До подачи Предложения Покупатель обязан с осмотрительностью, требуемой его профессиональным статусом, изучить Объявление, Технические характеристики, TrustReport, если он имеется, фотографии, документацию и любую иную информацию, предоставленную в отношении Транспортного средства, а также воспользоваться возможностью ознакомиться с Транспортным средством, осмотреть и опробовать его. Не могут квалифицироваться как скрытые дефекты и не могут служить основанием для требований по гарантии, об уменьшении цены, о выплате компенсации или о возмещении убытков дефекты, недостатки, несоответствия, эксплуатационное состояние, износ, отступления от требований соответствия или недостачи - в том числе относящиеся к частям, не видимым непосредственно или труднодоступным, - которые следовали из предоставленных информации или документации либо которые Покупатель мог бы обнаружить путем их изучения или воспользовавшись возможностью осмотра и опробования Транспортного средства. Непроведение осмотра или опробования, которые Fleequid всегда предлагает, остается на риске Покупателя и не может повлечь расширения применимого гарантийного режима. Бремя изучения и осмотра, предусмотренное настоящим абзацем, существует при всех Моделях продажи и при всех способах исполнения.</w:t>
       </w:r>
     </w:p>
     <w:p>
@@ -11892,10 +11892,19 @@
       <w:r>
         <w:rPr>
           <w:rFonts w:ascii="Verdana" w:hAnsi="Verdana"/>
-          <w:sz w:val="20"/>
-          <w:szCs w:val="20"/>
-        </w:rPr>
-        <w:t>Комиссионная продажа при деятельности Fleequid в качестве Чистого посредника. Когда Fleequid действует в соответствии со ст. 2.6, купля-продажа и соответствующие гарантийные отношения возникают непосредственно и исключительно между Продавцом и Покупателем в пределах, с исключениями и в договорные сроки, предусмотренные настоящей статьей, которые Продавец и Покупатель прямо договариваются применять также к своим прямым отношениям. Fleequid не приобретает Транспортное средство, не приобретает статус продавца и не отвечает ни за его соответствие, его качества, его дефекты или недостатки, ни за исполнение Продавцом гарантийных обязательств. Продавец и Покупатель, каждый в части, относящейся к его компетенции, обязуются освободить Fleequid от ответственности и возместить ей убытки в связи с любым требованием, иском, возражением, требованием по гарантии, о возврате, об уменьшении цены, о выплате компенсации или о возмещении убытков, а также с соответствующими издержками и расходами, касающимися Транспортного средства или его купли-продажи. Оговорка о договорной связи, предусмотренная ст. 21, не применяется, поскольку Fleequid не является стороной купли-продажи.</w:t>
+          <w:b/>
+          <w:sz w:val="20"/>
+          <w:szCs w:val="20"/>
+        </w:rPr>
+        <w:t>Комиссионная продажа при деятельности Fleequid в качестве Чистого посредника</w:t>
+      </w:r>
+      <w:r>
+        <w:rPr>
+          <w:rFonts w:ascii="Verdana" w:hAnsi="Verdana"/>
+          <w:sz w:val="20"/>
+          <w:szCs w:val="20"/>
+        </w:rPr>
+        <w:t>. Когда Fleequid действует в соответствии со ст. 2.6, купля-продажа и соответствующие гарантийные отношения возникают непосредственно и исключительно между Продавцом и Покупателем в пределах, с исключениями и в договорные сроки, предусмотренные настоящей статьей, которые Продавец и Покупатель прямо договариваются применять также к своим прямым отношениям. Fleequid не приобретает Транспортное средство, не приобретает статус продавца и не отвечает ни за его соответствие, его качества, его дефекты или недостатки, ни за исполнение Продавцом гарантийных обязательств. Продавец и Покупатель, каждый в части, относящейся к его компетенции, обязуются освободить Fleequid от ответственности и возместить ей убытки в связи с любым требованием, иском, возражением, требованием по гарантии, о возврате, об уменьшении цены, о выплате компенсации или о возмещении убытков, а также с соответствующими издержками и расходами, касающимися Транспортного средства или его купли-продажи. Оговорка о договорной связи, предусмотренная ст. 21, не применяется, поскольку Fleequid не является стороной купли-продажи.</w:t>
       </w:r>
     </w:p>
     <w:p>
@@ -11929,7 +11938,7 @@
           <w:sz w:val="20"/>
           <w:szCs w:val="20"/>
         </w:rPr>
-        <w:t>. При продажах, заключенных в соответствии с Dealer Sales, Fleequid приобретает статус фактического продавца по отношению к Покупателю, однако гарантия является исключительно той, которая вытекает из соглашения между Профессионалами, содержащегося в настоящей статье, со всеми предусмотренными в ней исключениями, ограничениями, предпосылками и случаями утраты права. Никакая дополнительная гарантия, явно выраженная или подразумеваемая, не может считаться предоставленной Fleequid, если только она специально не принята на себя в письменной форме в отдельной сделке. Уведомление о дефектах, недостатках или несоответствиях должно быть направлено, под угрозой утраты права, в сроки и в порядке, предусмотренные ст. 20.2, и в любом случае в течение 30 (тридцати) дней с момента поставки и при условии, что Транспортное средство впоследствии не прошло более 1 000 (одной тысячи) км; указанные сроки Стороны прямо согласовывают в качестве договорных пресекательных сроков в соответствии со ст. 1495 Гражданского кодекса Италии. Кроме того, сохраняют силу положения ст. 16.12 о явных дефектах, повреждениях и несоответствиях, которые могут быть обнаружены в момент поставки. Возможная ответственность Fleequid ни в каком случае не может выходить за пределы прямо согласованного гарантийного режима, при сохранении гарантий, прав на освобождение от ответственности, требований о возмещении и прав регресса, принадлежащих Fleequid в отношении первоначального Продавца в соответствии со ст. 8.13, 18.5 и 19.6. К Dealer Sales оговорка о договорной связи, предусмотренная ст. 21, не применяется, и соответствующее регулирование не подлежит применению по аналогии.</w:t>
+        <w:t>. При продажах, заключенных в соответствии с Dealer Sales, Fleequid приобретает статус фактического продавца по отношению к Покупателю, однако гарантия является исключительно той, которая вытекает из соглашения между Профессионалами, содержащегося в настоящей статье, со всеми предусмотренными в ней исключениями, ограничениями, предпосылками и случаями утраты права. Никакая дополнительная гарантия, явно выраженная или подразумеваемая, не может считаться предоставленной Fleequid, если только она специально не принята на себя в письменной форме в отдельной сделке. Уведомление о дефектах, недостатках или несоответствиях должно быть направлено, под угрозой утраты права, в сроки и в порядке, предусмотренные ст. 20.2, и в любом случае в течение 30 (тридцати) календарных дней с момента поставки и при условии, что Транспортное средство впоследствии не прошло более 1 000 (одной тысячи) км; указанные сроки Стороны прямо согласовывают в качестве договорных пресекательных сроков в соответствии со ст. 1495 Гражданского кодекса Италии. Кроме того, сохраняют силу положения ст. 16.12 о явных дефектах, повреждениях и несоответствиях, которые могут быть обнаружены в момент поставки. Возможная ответственность Fleequid ни в каком случае не может выходить за пределы прямо согласованного гарантийного режима, при сохранении гарантий, прав на освобождение от ответственности, требований о возмещении и прав регресса, принадлежащих Fleequid в отношении первоначального Продавца в соответствии со ст. 8.13, 18.5 и 19.6. К Dealer Sales оговорка о договорной связи, предусмотренная ст. 21, не применяется, и соответствующее регулирование не подлежит применению по аналогии.</w:t>
       </w:r>
     </w:p>
     <w:p>
@@ -12101,7 +12110,7 @@
           <w:sz w:val="20"/>
           <w:szCs w:val="20"/>
         </w:rPr>
-        <w:t xml:space="preserve"> либо иным способом, обеспечивающим доказательство ее получения Fleequid. О несоответствиях, дефектах и недостатках, которые могут быть обнаружены в момент поставки, должно быть предварительно сообщено в соответствии с положениями ст. 16.12. Под угрозой утраты права претензия должна поступить в Fleequid не позднее 30 (тридцати) дней с даты поставки и до того, как Транспортное средство пройдет дополнительно 1 000 (одну тысячу) км. Претензия должна содержать информацию и документацию, в том числе фотографическую, необходимые для оценки заявленных возражений; Fleequid может запросить дополнительные документы или разъяснения, которые Покупатель обязан предоставить в течение 5 (пяти) дней с момента запроса. В случае несоблюдения указанных сроков или требуемого порядка Fleequid может не давать хода претензии и закрыть ее, и не обязана принимать во внимание претензии, поданные с нарушением предусмотренных сроков, порядка или требований к информации. Сроки, предусмотренные настоящим абзацем, действуют в качестве договорных пресекательных сроков при всех Моделях продажи, с оговоркой, предусмотренной ст. 19.8, и при сохранении в отношениях между Fleequid и Продавцом иных сроков уведомления, предусмотренных ст. 17.7 и 18.5.</w:t>
+        <w:t xml:space="preserve"> либо иным способом, обеспечивающим доказательство ее получения Fleequid. О несоответствиях, дефектах и недостатках, которые могут быть обнаружены в момент поставки, должно быть предварительно сообщено в соответствии с положениями ст. 16.12. Под угрозой утраты права претензия должна поступить в Fleequid не позднее 30 (тридцати) календарных дней с даты поставки и до того, как Транспортное средство пройдет дополнительно 1 000 (одну тысячу) км. Претензия должна содержать информацию и документацию, в том числе фотографическую, необходимые для оценки заявленных возражений; Fleequid может запросить дополнительные документы или разъяснения, которые Покупатель обязан предоставить в течение 5 (пяти) дней с момента запроса. В случае несоблюдения указанных сроков или требуемого порядка Fleequid может не давать хода претензии и закрыть ее, и не обязана принимать во внимание претензии, поданные с нарушением предусмотренных сроков, порядка или требований к информации. Сроки, предусмотренные настоящим абзацем, действуют в качестве договорных пресекательных сроков при всех Моделях продажи, с оговоркой, предусмотренной ст. 19.8, и при сохранении в отношениях между Fleequid и Продавцом иных сроков уведомления, предусмотренных ст. 17.7 и 18.5.</w:t>
       </w:r>
     </w:p>
     <w:p>
@@ -13016,7 +13025,7 @@
           <w:sz w:val="20"/>
           <w:szCs w:val="20"/>
         </w:rPr>
-        <w:t>22077 Olgiate Comasco (CO),</w:t>
+        <w:t>22077 Olgiate Comasco (CO)</w:t>
       </w:r>
     </w:p>
     <w:p>
@@ -13559,7 +13568,7 @@
           <w:sz w:val="20"/>
           <w:szCs w:val="20"/>
         </w:rPr>
-        <w:t>Ст. 13 (Отложенная продажа: авансовый платеж и Транспортное средство, временно находящееся в пользовании Продавца)</w:t>
+        <w:t>Ст. 13 (Отложенная продажа: Авансовый платеж и Транспортное средство, временно находящееся в пользовании Продавца)</w:t>
       </w:r>
       <w:r>
         <w:rPr>
